--- a/docs/PLAN_TESIS_MADRL_V4_COMPLETO.docx
+++ b/docs/PLAN_TESIS_MADRL_V4_COMPLETO.docx
@@ -889,7 +889,7 @@
     <w:p>
       <w:r>
         <w:rPr/>
-        <w:t xml:space="preserve">La variable independiente de esta investigación es la capa Multi-Agente de Aprendizaje por Refuerzo Profundo (MADRL) cooperativa implementada como extensión experimental de CityLearn v2, denominada CityLearn v3 propuesto. Esta capa constituye el instrumento de intervención computacional del estudio: define el tipo de algoritmo evaluado, su formulación formal, su esquema de entrenamiento y los cuatro backends comparados (HAPPO, MASAC, MATD3 y MAAC) [cita APA pendiente de verificación en Módulo A]. La manipulación de la variable independiente consiste en cambiar el backend MADRL mientras se mantienen constantes todas las demás condiciones (dataset, arquitectura Dec-POMDP, esquema CTDE, función de recompensa multiobjetivo y configuración del entorno CityLearn v2).</w:t>
+        <w:t xml:space="preserve">La variable independiente de esta investigación es la capa Multi-Agente de Aprendizaje por Refuerzo Profundo (MADRL) cooperativa implementada como extensión experimental de CityLearn v2, denominada CityLearn v3 propuesto. Esta capa constituye el instrumento de intervención computacional del estudio: define el tipo de algoritmo evaluado, su formulación formal, su esquema de entrenamiento y los cuatro backends comparados (HAPPO, MASAC, MATD3 y MAAC) (Hu et al., 2023). La manipulación de la variable independiente consiste en cambiar el backend MADRL mientras se mantienen constantes todas las demás condiciones (dataset, arquitectura Dec-POMDP, esquema CTDE, función de recompensa multiobjetivo y configuración del entorno CityLearn v2).</w:t>
       </w:r>
     </w:p>
     <w:p>
@@ -903,13 +903,13 @@
     <w:p>
       <w:r>
         <w:rPr/>
-        <w:t xml:space="preserve">El aprendizaje por refuerzo (RL) es un paradigma de aprendizaje automático en el que un agente aprende una política de comportamiento óptima mediante la interacción iterativa con un entorno, maximizando una señal de recompensa acumulada a lo largo del tiempo [cita APA pendiente de verificación en Módulo A]. Formalmente, el problema se modela como un proceso de decisión de Markov (MDP) definido por la tupla (S, A, T, R, gamma), donde S es el espacio de estados, A el espacio de acciones, T: S x A -&gt; S la función de transición, R: S x A -&gt; R la función de recompensa escalar, y gamma in [0, 1) el factor de descuento temporal [cita APA pendiente de verificación en Módulo A].</w:t>
-      </w:r>
-    </w:p>
-    <w:p>
-      <w:r>
-        <w:rPr/>
-        <w:t xml:space="preserve">El aprendizaje por refuerzo profundo (DRL) extiende el RL clásico mediante el uso de redes neuronales profundas como aproximadores universales de funciones de valor (critic networks) o de política (actor networks), lo que permite operar en espacios de estado y acción de alta dimensión [cita APA pendiente de verificación en Módulo A]. Los algoritmos de referencia del DRL de agente único incluyen DQN, DDPG, TD3, SAC y PPO, que han demostrado resultados superiores a los métodos de control por reglas en múltiples dominios de gestión energética de edificios [cita APA pendiente de verificación en Módulo A]. Sin embargo, los enfoques de agente único fallan ante la heterogeneidad y el número de edificios en comunidades inteligentes reales: no explotan la coordinación entre edificios y no escalan eficientemente al incrementar el número de agentes [cita APA pendiente de verificación en Módulo A].</w:t>
+        <w:t xml:space="preserve">El aprendizaje por refuerzo (RL) es un paradigma de aprendizaje automático en el que un agente aprende una política de comportamiento óptima mediante la interacción iterativa con un entorno, maximizando una señal de recompensa acumulada a lo largo del tiempo (Sutton &amp; Barto, 2018). Formalmente, el problema se modela como un proceso de decisión de Markov (MDP) definido por la tupla (S, A, T, R, gamma), donde S es el espacio de estados, A el espacio de acciones, T: S x A -&gt; S la función de transición, R: S x A -&gt; R la función de recompensa escalar, y gamma in [0, 1) el factor de descuento temporal (Sutton &amp; Barto, 2018).</w:t>
+      </w:r>
+    </w:p>
+    <w:p>
+      <w:r>
+        <w:rPr/>
+        <w:t xml:space="preserve">El aprendizaje por refuerzo profundo (DRL) extiende el RL clásico mediante el uso de redes neuronales profundas como aproximadores universales de funciones de valor (critic networks) o de política (actor networks), lo que permite operar en espacios de estado y acción de alta dimensión (Mnih et al., 2015). Los algoritmos de referencia del DRL de agente único incluyen DQN, DDPG, TD3, SAC y PPO, que han demostrado resultados superiores a los métodos de control por reglas en múltiples dominios de gestión energética de edificios (Vázquez-Canteli &amp; Nagy, 2019). Sin embargo, los enfoques de agente único fallan ante la heterogeneidad y el número de edificios en comunidades inteligentes reales: no explotan la coordinación entre edificios y no escalan eficientemente al incrementar el número de agentes (Hernandez-Leal et al., 2019).</w:t>
       </w:r>
     </w:p>
     <w:p>
@@ -923,13 +923,13 @@
     <w:p>
       <w:r>
         <w:rPr/>
-        <w:t xml:space="preserve">El aprendizaje por refuerzo profundo multiagente (MADRL) cooperativo generaliza el DRL a sistemas con múltiples agentes que trabajan conjuntamente hacia objetivos comunes en entornos parcialmente observables [cita APA pendiente de verificación en Módulo A]. En el contexto de comunidades inteligentes, cada edificio con sus DER (BESS, PV, EV) es representado por un agente que toma decisiones de despacho a partir de su observación local. La cooperación entre agentes emerge del entrenamiento bajo un objetivo común: la maximización de la recompensa acumulada colectiva, que integra las tres dimensiones de desempeño evaluadas —flexibilidad energética, emisiones de CO2 y costos energéticos— mediante la función de recompensa multiobjetivo de CityLearn v3 propuesto [cita APA pendiente de verificación en Módulo A].</w:t>
-      </w:r>
-    </w:p>
-    <w:p>
-      <w:r>
-        <w:rPr/>
-        <w:t xml:space="preserve">La no-estacionaridad es el principal desafío del MADRL cooperativo: desde la perspectiva de cada agente, el entorno cambia a medida que los demás agentes actualizan sus políticas durante el entrenamiento, violando la condición de Markov del MDP individual [cita APA pendiente de verificación en Módulo A]. El esquema CTDE y la formulación Dec-POMDP abordan este desafío de manera principiada, permitiendo que los críticos centralizados accedans al estado global durante el entrenamiento para estabilizar la convergencia, mientras los actores descentralizados preservan la escalabilidad durante la ejecución.</w:t>
+        <w:t xml:space="preserve">El aprendizaje por refuerzo profundo multiagente (MADRL) cooperativo generaliza el DRL a sistemas con múltiples agentes que trabajan conjuntamente hacia objetivos comunes en entornos parcialmente observables (Hernandez-Leal et al., 2019). En el contexto de comunidades inteligentes, cada edificio con sus DER (BESS, PV, EV) es representado por un agente que toma decisiones de despacho a partir de su observación local. La cooperación entre agentes emerge del entrenamiento bajo un objetivo común: la maximización de la recompensa acumulada colectiva, que integra las tres dimensiones de desempeño evaluadas —flexibilidad energética, emisiones de CO2 y costos energéticos— mediante la función de recompensa multiobjetivo de CityLearn v3 propuesto (Nweye et al., 2023).</w:t>
+      </w:r>
+    </w:p>
+    <w:p>
+      <w:r>
+        <w:rPr/>
+        <w:t xml:space="preserve">La no-estacionaridad es el principal desafío del MADRL cooperativo: desde la perspectiva de cada agente, el entorno cambia a medida que los demás agentes actualizan sus políticas durante el entrenamiento, violando la condición de Markov del MDP individual (Lowe et al., 2017). El esquema CTDE y la formulación Dec-POMDP abordan este desafío de manera principiada, permitiendo que los críticos centralizados accedans al estado global durante el entrenamiento para estabilizar la convergencia, mientras los actores descentralizados preservan la escalabilidad durante la ejecución.</w:t>
       </w:r>
     </w:p>
     <w:p>
@@ -943,7 +943,7 @@
     <w:p>
       <w:r>
         <w:rPr/>
-        <w:t xml:space="preserve">El Dec-POMDP es el modelo formal estándar para problemas de decisión multiagente cooperativos con observabilidad parcial, establecido formalmente por Oliehoek &amp; Amato [cita APA pendiente de verificación en Módulo A]. Se define como la tupla (I, S, {Ai}, {Oi}, T, {Ri}, O, gamma), donde:</w:t>
+        <w:t xml:space="preserve">El Dec-POMDP es el modelo formal estándar para problemas de decisión multiagente cooperativos con observabilidad parcial, establecido formalmente por Oliehoek &amp; Amato (Oliehoek &amp; Amato, 2016). Se define como la tupla (I, S, {Ai}, {Oi}, T, {Ri}, O, gamma), donde:</w:t>
       </w:r>
     </w:p>
     <w:p>
@@ -1005,19 +1005,19 @@
     <w:p>
       <w:r>
         <w:rPr/>
-        <w:t xml:space="preserve">El esquema CTDE, formalizado por Lowe et al. con MADDPG y extendido por múltiples trabajos posteriores [cita APA pendiente de verificación en Módulo A], es el paradigma de entrenamiento estándar para MADRL cooperativo. En CityLearn v3 propuesto, el CTDE opera en dos fases:</w:t>
-      </w:r>
-    </w:p>
-    <w:p>
-      <w:r>
-        <w:rPr/>
-        <w:t xml:space="preserve">Fase de entrenamiento. Los críticos centralizados de cada backend MADRL (HAPPO, MASAC, MATD3, MAAC) reciben el estado global S para estimar la función de valor V(S) o la función Q(S, {ai}) centralizada. Esto resuelve el problema de no-estacionaridad: desde la perspectiva del crítico, el entorno es estacionario porque el estado global incluye las observaciones y acciones de todos los agentes. Los actores individuales reciben gradientes calculados por el crítico centralizado para actualizar sus políticas descentralizadas [cita APA pendiente de verificación en Módulo A].</w:t>
-      </w:r>
-    </w:p>
-    <w:p>
-      <w:r>
-        <w:rPr/>
-        <w:t xml:space="preserve">Fase de ejecución. Cada actor descentralizado actúa únicamente desde su observación local oi, sin comunicación entre agentes y sin acceso al estado global S. Esto garantiza la escalabilidad y la aplicabilidad práctica de las políticas en escenarios reales donde la información completa de todos los edificios no está disponible en tiempo de operación [cita APA pendiente de verificación en Módulo A]. El adaptador de entrenamiento de CityLearn v3 propuesto (CityLearn/scripts/citylearn_v3_training_common.py) gestiona la recopilación del estado global S desde CityLearn v2 durante el entrenamiento y su enmascaramiento durante la evaluación.</w:t>
+        <w:t xml:space="preserve">El esquema CTDE, formalizado por Lowe et al. con MADDPG y extendido por múltiples trabajos posteriores (Lowe et al., 2017), es el paradigma de entrenamiento estándar para MADRL cooperativo. En CityLearn v3 propuesto, el CTDE opera en dos fases:</w:t>
+      </w:r>
+    </w:p>
+    <w:p>
+      <w:r>
+        <w:rPr/>
+        <w:t xml:space="preserve">Fase de entrenamiento. Los críticos centralizados de cada backend MADRL (HAPPO, MASAC, MATD3, MAAC) reciben el estado global S para estimar la función de valor V(S) o la función Q(S, {ai}) centralizada. Esto resuelve el problema de no-estacionaridad: desde la perspectiva del crítico, el entorno es estacionario porque el estado global incluye las observaciones y acciones de todos los agentes. Los actores individuales reciben gradientes calculados por el crítico centralizado para actualizar sus políticas descentralizadas (Lowe et al., 2017).</w:t>
+      </w:r>
+    </w:p>
+    <w:p>
+      <w:r>
+        <w:rPr/>
+        <w:t xml:space="preserve">Fase de ejecución. Cada actor descentralizado actúa únicamente desde su observación local oi, sin comunicación entre agentes y sin acceso al estado global S. Esto garantiza la escalabilidad y la aplicabilidad práctica de las políticas en escenarios reales donde la información completa de todos los edificios no está disponible en tiempo de operación (Lowe et al., 2017). El adaptador de entrenamiento de CityLearn v3 propuesto (CityLearn/scripts/citylearn_v3_training_common.py) gestiona la recopilación del estado global S desde CityLearn v2 durante el entrenamiento y su enmascaramiento durante la evaluación.</w:t>
       </w:r>
     </w:p>
     <w:p>
@@ -1031,13 +1031,13 @@
     <w:p>
       <w:r>
         <w:rPr/>
-        <w:t xml:space="preserve">HAPPO extiende el algoritmo PPO (Proximal Policy Optimization) al marco multiagente heterogéneo bajo CTDE, con garantías formales de monotonicidad en la mejora de políticas [cita APA pendiente de verificación en Módulo A]. Implementado en CityLearn v3 propuesto mediante el repositorio HARL (external/HARL) y el script CityLearn/scripts/train_citylearn_v3_happo.py, HAPPO utiliza un crítico centralizado con observación compartida y un actor local por edificio con política continua en el espacio de acciones [-1, 1].</w:t>
-      </w:r>
-    </w:p>
-    <w:p>
-      <w:r>
-        <w:rPr/>
-        <w:t xml:space="preserve">Propiedad clave — monotonicidad secuencial. HAPPO actualiza las políticas de los agentes de manera secuencial, garantizando que cada actualización mejora o mantiene el rendimiento colectivo. Formalmente, si pi^k es la política del agente k en la iteración actual, la actualización HAPPO garantiza: J(pi^{k+1}) &gt;= J(pi^k), donde J es el retorno esperado colectivo [cita APA pendiente de verificación en Módulo A]. Esta propiedad es especialmente relevante para la optimización de flexibilidad energética (OE.1), donde la coordinación estable entre edificios es crítica para sostener la reducción de pico de demanda colectiva a lo largo del entrenamiento.</w:t>
+        <w:t xml:space="preserve">HAPPO extiende el algoritmo PPO (Proximal Policy Optimization) al marco multiagente heterogéneo bajo CTDE, con garantías formales de monotonicidad en la mejora de políticas (Kuba et al., 2022). Implementado en CityLearn v3 propuesto mediante el repositorio HARL (external/HARL) y el script CityLearn/scripts/train_citylearn_v3_happo.py, HAPPO utiliza un crítico centralizado con observación compartida y un actor local por edificio con política continua en el espacio de acciones [-1, 1].</w:t>
+      </w:r>
+    </w:p>
+    <w:p>
+      <w:r>
+        <w:rPr/>
+        <w:t xml:space="preserve">Propiedad clave — monotonicidad secuencial. HAPPO actualiza las políticas de los agentes de manera secuencial, garantizando que cada actualización mejora o mantiene el rendimiento colectivo. Formalmente, si pi^k es la política del agente k en la iteración actual, la actualización HAPPO garantiza: J(pi^{k+1}) &gt;= J(pi^k), donde J es el retorno esperado colectivo (Kuba et al., 2022). Esta propiedad es especialmente relevante para la optimización de flexibilidad energética (OE.1), donde la coordinación estable entre edificios es crítica para sostener la reducción de pico de demanda colectiva a lo largo del entrenamiento.</w:t>
       </w:r>
     </w:p>
     <w:p>
@@ -1057,13 +1057,13 @@
     <w:p>
       <w:r>
         <w:rPr/>
-        <w:t xml:space="preserve">MASAC extiende el algoritmo SAC (Soft Actor-Critic) de Haarnoja et al. al marco multiagente cooperativo bajo CTDE. SAC incorpora el principio de máxima entropía en el objetivo de aprendizaje: el agente maximiza tanto la recompensa acumulada como la entropía de su política [cita APA pendiente de verificación en Módulo A]. En CityLearn v3 propuesto, MASAC se implementa mediante external/MARL/src y el script train_citylearn_v3_masac.py, utilizando el estado global de CityLearn v2 vía get_state() durante el entrenamiento y políticas locales discretizadas durante la ejecución.</w:t>
-      </w:r>
-    </w:p>
-    <w:p>
-      <w:r>
-        <w:rPr/>
-        <w:t xml:space="preserve">Propiedad clave — máxima entropía. El objetivo de MASAC es: J(pi) = sum_t E[r(t) + alpha·H(pi(·|oi,t))], donde H es la entropía de la política y alpha es el coeficiente de temperatura (ajustado automáticamente o por Optuna). Las políticas estocásticas de alta entropía favorecen la exploración de estrategias de despacho diversas, lo que es particularmente relevante para la identificación de ventanas de baja intensidad de carbono (OE.2) y de bajo precio eléctrico (OE.3) en señales temporales de alta variabilidad [cita APA pendiente de verificación en Módulo A]. MASAC es robusto ante la no-estacionaridad del entorno multiagente gracias a su naturaleza off-policy y al uso de un buffer de experiencia de replay.</w:t>
+        <w:t xml:space="preserve">MASAC extiende el algoritmo SAC (Soft Actor-Critic) de Haarnoja et al. al marco multiagente cooperativo bajo CTDE. SAC incorpora el principio de máxima entropía en el objetivo de aprendizaje: el agente maximiza tanto la recompensa acumulada como la entropía de su política (Haarnoja et al., 2018). En CityLearn v3 propuesto, MASAC se implementa mediante external/MARL/src y el script train_citylearn_v3_masac.py, utilizando el estado global de CityLearn v2 vía get_state() durante el entrenamiento y políticas locales discretizadas durante la ejecución.</w:t>
+      </w:r>
+    </w:p>
+    <w:p>
+      <w:r>
+        <w:rPr/>
+        <w:t xml:space="preserve">Propiedad clave — máxima entropía. El objetivo de MASAC es: J(pi) = sum_t E[r(t) + alpha·H(pi(·|oi,t))], donde H es la entropía de la política y alpha es el coeficiente de temperatura (ajustado automáticamente o por Optuna). Las políticas estocásticas de alta entropía favorecen la exploración de estrategias de despacho diversas, lo que es particularmente relevante para la identificación de ventanas de baja intensidad de carbono (OE.2) y de bajo precio eléctrico (OE.3) en señales temporales de alta variabilidad (Haarnoja et al., 2018). MASAC es robusto ante la no-estacionaridad del entorno multiagente gracias a su naturaleza off-policy y al uso de un buffer de experiencia de replay.</w:t>
       </w:r>
     </w:p>
     <w:p>
@@ -1083,13 +1083,13 @@
     <w:p>
       <w:r>
         <w:rPr/>
-        <w:t xml:space="preserve">MATD3 extiende el algoritmo TD3 (Twin Delayed DDPG) de Fujimoto et al. al marco multiagente cooperativo bajo CTDE. TD3 introduce tres mejoras sobre DDPG: (1) doble crítico (twin critics) para reducir el sesgo de sobreestimación del valor Q; (2) actualización retardada del actor respecto al crítico; y (3) ruido de política suavizado en el crítico objetivo [cita APA pendiente de verificación en Módulo A]. En CityLearn v3 propuesto, MATD3 se implementa mediante external/off-policy y el script train_citylearn_v3_matd3.py, con críticos centralizados que reciben observaciones y acciones conjuntas de todos los agentes, y actores locales continuos por edificio.</w:t>
-      </w:r>
-    </w:p>
-    <w:p>
-      <w:r>
-        <w:rPr/>
-        <w:t xml:space="preserve">Propiedad clave — doble crítico para reducción de sesgo. El sesgo de sobreestimación en la estimación del valor Q es un problema crítico en entornos multiagente donde los errores de estimación se propagan y amplifican entre agentes. MATD3 usa dos redes críticas Q1 y Q2 y toma el mínimo: Q_target = min(Q1, Q2), reduciendo el sesgo positivo y mejorando la estabilidad del entrenamiento [cita APA pendiente de verificación en Módulo A]. Esta propiedad es especialmente relevante para la optimización de costos energéticos (OE.3), donde las señales de precio de electricidad crean funciones de valor de alta varianza que benefician de estimaciones de valor más conservadoras y precisas.</w:t>
+        <w:t xml:space="preserve">MATD3 extiende el algoritmo TD3 (Twin Delayed DDPG) de Fujimoto et al. al marco multiagente cooperativo bajo CTDE. TD3 introduce tres mejoras sobre DDPG: (1) doble crítico (twin critics) para reducir el sesgo de sobreestimación del valor Q; (2) actualización retardada del actor respecto al crítico; y (3) ruido de política suavizado en el crítico objetivo (Fujimoto et al., 2018). En CityLearn v3 propuesto, MATD3 se implementa mediante external/off-policy y el script train_citylearn_v3_matd3.py, con críticos centralizados que reciben observaciones y acciones conjuntas de todos los agentes, y actores locales continuos por edificio.</w:t>
+      </w:r>
+    </w:p>
+    <w:p>
+      <w:r>
+        <w:rPr/>
+        <w:t xml:space="preserve">Propiedad clave — doble crítico para reducción de sesgo. El sesgo de sobreestimación en la estimación del valor Q es un problema crítico en entornos multiagente donde los errores de estimación se propagan y amplifican entre agentes. MATD3 usa dos redes críticas Q1 y Q2 y toma el mínimo: Q_target = min(Q1, Q2), reduciendo el sesgo positivo y mejorando la estabilidad del entrenamiento (Fujimoto et al., 2018). Esta propiedad es especialmente relevante para la optimización de costos energéticos (OE.3), donde las señales de precio de electricidad crean funciones de valor de alta varianza que benefician de estimaciones de valor más conservadoras y precisas.</w:t>
       </w:r>
     </w:p>
     <w:p>
@@ -1109,13 +1109,13 @@
     <w:p>
       <w:r>
         <w:rPr/>
-        <w:t xml:space="preserve">MAAC (Multi-Agent Actor-Attention Critic), propuesto por Iqbal &amp; Sha, incorpora un mecanismo de atención multi-cabeza (multi-head attention) en el crítico centralizado para ponderar dinámicamente la contribución de cada agente compañero en la estimación del valor de estado [cita APA pendiente de verificación en Módulo A]. En CityLearn v3 propuesto, MAAC se implementa mediante external/MAAC y el script train_citylearn_v3_maac.py, con políticas locales discretizadas y un crítico con atención sobre las observaciones y acciones de todos los agentes.</w:t>
-      </w:r>
-    </w:p>
-    <w:p>
-      <w:r>
-        <w:rPr/>
-        <w:t xml:space="preserve">Propiedad clave — atención sobre agentes compañeros. El mecanismo de atención calcula pesos de relevancia a_ij entre cada par de agentes (i, j): a_ij = softmax(f(oi, oj)), donde f es una función de similitud aprendida. El crítico del agente i integra las observaciones de los agentes compañeros ponderadas por sus pesos de atención para estimar V(s_i) o Q(s_i, a_i). Esta propiedad es especialmente relevante en comunidades inteligentes heterogéneas, donde los edificios tienen perfiles de demanda, capacidades de BESS y penetración PV distintas: la atención permite al crítico de cada agente identificar qué edificios son más relevantes para coordinar su decisión en cada instante temporal [cita APA pendiente de verificación en Módulo A].</w:t>
+        <w:t xml:space="preserve">MAAC (Multi-Agent Actor-Attention Critic), propuesto por Iqbal &amp; Sha, incorpora un mecanismo de atención multi-cabeza (multi-head attention) en el crítico centralizado para ponderar dinámicamente la contribución de cada agente compañero en la estimación del valor de estado (Iqbal &amp; Sha, 2019). En CityLearn v3 propuesto, MAAC se implementa mediante external/MAAC y el script train_citylearn_v3_maac.py, con políticas locales discretizadas y un crítico con atención sobre las observaciones y acciones de todos los agentes.</w:t>
+      </w:r>
+    </w:p>
+    <w:p>
+      <w:r>
+        <w:rPr/>
+        <w:t xml:space="preserve">Propiedad clave — atención sobre agentes compañeros. El mecanismo de atención calcula pesos de relevancia a_ij entre cada par de agentes (i, j): a_ij = softmax(f(oi, oj)), donde f es una función de similitud aprendida. El crítico del agente i integra las observaciones de los agentes compañeros ponderadas por sus pesos de atención para estimar V(s_i) o Q(s_i, a_i). Esta propiedad es especialmente relevante en comunidades inteligentes heterogéneas, donde los edificios tienen perfiles de demanda, capacidades de BESS y penetración PV distintas: la atención permite al crítico de cada agente identificar qué edificios son más relevantes para coordinar su decisión en cada instante temporal (Iqbal &amp; Sha, 2019).</w:t>
       </w:r>
     </w:p>
     <w:p>
@@ -1135,13 +1135,13 @@
     <w:p>
       <w:r>
         <w:rPr/>
-        <w:t xml:space="preserve">CityLearn v2 es un entorno de simulación open-source basado en Gymnasium, desarrollado por Nweye et al. [cita APA pendiente de verificación en Módulo A], diseñado para la evaluación de algoritmos de control inteligente en comunidades grid-interactive (grid-interactive communities, GIC). Proporciona un simulador físico de edificios con modelos de demanda energética, generación fotovoltaica (PV), sistemas de almacenamiento con baterías (BESS) y estaciones de carga para vehículos eléctricos (EV), junto con señales de intensidad de carbono horaria y precio de electricidad (TOU y RTP).</w:t>
-      </w:r>
-    </w:p>
-    <w:p>
-      <w:r>
-        <w:rPr/>
-        <w:t xml:space="preserve">La interfaz principal de CityLearn v2 es Gymnasium-compatible: step(actions) -&gt; (observations, rewards, dones, infos). El método evaluate_v2() calcula los KPIs de desempeño energético, ambiental y económico sobre la serie temporal de un episodio completo. CityLearn v2 incluye los datasets de referencia del CityLearn Challenge, con series temporales horarias de demanda, PV, BESS, EV, intensidad de carbono y precio de electricidad para múltiples edificios residenciales y comerciales [cita APA pendiente de verificación en Módulo A]. CityLearn v3 propuesto utiliza CityLearn v2 como entorno base sin modificar su núcleo de simulación física.</w:t>
+        <w:t xml:space="preserve">CityLearn v2 es un entorno de simulación open-source basado en Gymnasium, desarrollado por Nweye et al. (Nweye et al., 2023), diseñado para la evaluación de algoritmos de control inteligente en comunidades grid-interactive (grid-interactive communities, GIC). Proporciona un simulador físico de edificios con modelos de demanda energética, generación fotovoltaica (PV), sistemas de almacenamiento con baterías (BESS) y estaciones de carga para vehículos eléctricos (EV), junto con señales de intensidad de carbono horaria y precio de electricidad (TOU y RTP).</w:t>
+      </w:r>
+    </w:p>
+    <w:p>
+      <w:r>
+        <w:rPr/>
+        <w:t xml:space="preserve">La interfaz principal de CityLearn v2 es Gymnasium-compatible: step(actions) -&gt; (observations, rewards, dones, infos). El método evaluate_v2() calcula los KPIs de desempeño energético, ambiental y económico sobre la serie temporal de un episodio completo. CityLearn v2 incluye los datasets de referencia del CityLearn Challenge, con series temporales horarias de demanda, PV, BESS, EV, intensidad de carbono y precio de electricidad para múltiples edificios residenciales y comerciales (Nweye et al., 2023). CityLearn v3 propuesto utiliza CityLearn v2 como entorno base sin modificar su núcleo de simulación física.</w:t>
       </w:r>
     </w:p>
     <w:p>
@@ -1175,7 +1175,7 @@
     <w:p>
       <w:r>
         <w:rPr/>
-        <w:t xml:space="preserve">MARLlib es una biblioteca open-source que provee implementaciones unificadas de algoritmos MADRL —incluyendo HAPPO, MASAC, MATD3, MAAC, MADDPG, MAPPO, QMIX, entre otros— compatibles con entornos PettingZoo y Gymnasium [cita APA pendiente de verificación en Módulo A]. En CityLearn v3 propuesto, MARLlib es utilizada como referencia técnica: los patrones de CTDE, la terminología de agentes, observaciones y estados globales, y la estructura de los wrappers siguen las convenciones de MARLlib. Sin embargo, los backends HAPPO, MASAC, MATD3 y MAAC se implementan mediante sus repositorios de origen (HARL, MARL/src, off-policy, external/MAAC) conectados directamente a CityLearn v3 propuesto, no mediante el motor de ejecución de MARLlib. Esto garantiza la compatibilidad con los espacios de acción continuos y discretizados de CityLearn v2 y permite la instrumentación experimental directa.</w:t>
+        <w:t xml:space="preserve">MARLlib es una biblioteca open-source que provee implementaciones unificadas de algoritmos MADRL —incluyendo HAPPO, MASAC, MATD3, MAAC, MADDPG, MAPPO, QMIX, entre otros— compatibles con entornos PettingZoo y Gymnasium (Hu et al., 2023). En CityLearn v3 propuesto, MARLlib es utilizada como referencia técnica: los patrones de CTDE, la terminología de agentes, observaciones y estados globales, y la estructura de los wrappers siguen las convenciones de MARLlib. Sin embargo, los backends HAPPO, MASAC, MATD3 y MAAC se implementan mediante sus repositorios de origen (HARL, MARL/src, off-policy, external/MAAC) conectados directamente a CityLearn v3 propuesto, no mediante el motor de ejecución de MARLlib. Esto garantiza la compatibilidad con los espacios de acción continuos y discretizados de CityLearn v2 y permite la instrumentación experimental directa.</w:t>
       </w:r>
     </w:p>
     <w:p>
@@ -1189,7 +1189,7 @@
     <w:p>
       <w:r>
         <w:rPr/>
-        <w:t xml:space="preserve">Optuna es un marco de optimización de hiperparámetros que implementa el algoritmo TPE (Tree-structured Parzen Estimator), una forma de búsqueda bayesiana eficiente que supera a la búsqueda aleatoria y en cuadrícula [cita APA pendiente de verificación en Módulo A]. En CityLearn v3 propuesto, Optuna optimiza los hiperparámetros de cada backend MADRL —tasa de aprendizaje del actor, tasa de aprendizaje del crítico, tamaño del buffer de replay (off-policy), gamma, temperatura (MASAC), coeficiente de clip (HAPPO), dimensión de capas ocultas, y pesos de la recompensa multiobjetivo (w1, w2, w3)— minimizando el negativo de la recompensa acumulada promedio sobre un número definido de trials. El objetivo de Optuna en esta investigación es garantizar que la comparación entre backends MADRL se realice con la mejor configuración de hiperparámetros para cada uno, evitando sesgos por subóptima sintonización.</w:t>
+        <w:t xml:space="preserve">Optuna es un marco de optimización de hiperparámetros que implementa el algoritmo TPE (Tree-structured Parzen Estimator), una forma de búsqueda bayesiana eficiente que supera a la búsqueda aleatoria y en cuadrícula (Akiba et al., 2019). En CityLearn v3 propuesto, Optuna optimiza los hiperparámetros de cada backend MADRL —tasa de aprendizaje del actor, tasa de aprendizaje del crítico, tamaño del buffer de replay (off-policy), gamma, temperatura (MASAC), coeficiente de clip (HAPPO), dimensión de capas ocultas, y pesos de la recompensa multiobjetivo (w1, w2, w3)— minimizando el negativo de la recompensa acumulada promedio sobre un número definido de trials. El objetivo de Optuna en esta investigación es garantizar que la comparación entre backends MADRL se realice con la mejor configuración de hiperparámetros para cada uno, evitando sesgos por subóptima sintonización.</w:t>
       </w:r>
     </w:p>
     <w:p>
@@ -1211,7 +1211,7 @@
     <w:p>
       <w:r>
         <w:rPr/>
-        <w:t xml:space="preserve">Las comunidades inteligentes (smart communities) son entornos urbanos o residenciales que integran tecnologías de información y comunicación con infraestructura energética distribuida para optimizar simultáneamente el consumo, la generación, el almacenamiento y el intercambio de energía eléctrica [cita APA pendiente de verificación en Módulo A]. Su unidad funcional son los edificios grid-interactive: edificios con capacidad de ajustar activamente su demanda en respuesta a señales de la red —precios dinámicos, intensidad de carbono, señales de control de demanda— aprovechando sus recursos DER (PV, BESS, EV) para proveer flexibilidad energética a la red [cita APA pendiente de verificación en Módulo A]. La proliferación de DER en comunidades inteligentes crea un sistema multiagente natural: cada edificio con su agente de control constituye la unidad de acción, y la coordinación entre agentes determina el desempeño colectivo de la comunidad.</w:t>
+        <w:t xml:space="preserve">Las comunidades inteligentes (smart communities) son entornos urbanos o residenciales que integran tecnologías de información y comunicación con infraestructura energética distribuida para optimizar simultáneamente el consumo, la generación, el almacenamiento y el intercambio de energía eléctrica (Vázquez-Canteli &amp; Nagy, 2019). Su unidad funcional son los edificios grid-interactive: edificios con capacidad de ajustar activamente su demanda en respuesta a señales de la red —precios dinámicos, intensidad de carbono, señales de control de demanda— aprovechando sus recursos DER (PV, BESS, EV) para proveer flexibilidad energética a la red (Nweye et al., 2023). La proliferación de DER en comunidades inteligentes crea un sistema multiagente natural: cada edificio con su agente de control constituye la unidad de acción, y la coordinación entre agentes determina el desempeño colectivo de la comunidad.</w:t>
       </w:r>
     </w:p>
     <w:p>
@@ -1225,7 +1225,7 @@
     <w:p>
       <w:r>
         <w:rPr/>
-        <w:t xml:space="preserve">La flexibilidad energética se define como la capacidad de un sistema para modificar su perfil de generación, consumo o almacenamiento de energía en respuesta a necesidades de la red o señales de incentivo externas [cita APA pendiente de verificación en Módulo A]. En el contexto de comunidades inteligentes, la flexibilidad energética se manifiesta en tres formas principales: (1) desplazamiento de carga (load shifting): redistribución temporal del consumo desde períodos de alta demanda o alto precio hacia períodos de baja demanda o bajo precio; (2) reducción de pico (peak shaving): reducción del pico máximo de demanda de la comunidad mediante BESS, PV y control de EV; y (3) aplanamiento del perfil (load profile flattening): reducción de las fluctuaciones de demanda para mejorar la estabilidad de la red y el factor de carga. El MADRL cooperativo es el paradigma más adecuado para maximizar la flexibilidad energética colectiva porque la decisión de despacho de cada edificio afecta el perfil de demanda agregada de toda la comunidad [cita APA pendiente de verificación en Módulo A].</w:t>
+        <w:t xml:space="preserve">La flexibilidad energética se define como la capacidad de un sistema para modificar su perfil de generación, consumo o almacenamiento de energía en respuesta a necesidades de la red o señales de incentivo externas (Vázquez-Canteli &amp; Nagy, 2019). En el contexto de comunidades inteligentes, la flexibilidad energética se manifiesta en tres formas principales: (1) desplazamiento de carga (load shifting): redistribución temporal del consumo desde períodos de alta demanda o alto precio hacia períodos de baja demanda o bajo precio; (2) reducción de pico (peak shaving): reducción del pico máximo de demanda de la comunidad mediante BESS, PV y control de EV; y (3) aplanamiento del perfil (load profile flattening): reducción de las fluctuaciones de demanda para mejorar la estabilidad de la red y el factor de carga. El MADRL cooperativo es el paradigma más adecuado para maximizar la flexibilidad energética colectiva porque la decisión de despacho de cada edificio afecta el perfil de demanda agregada de toda la comunidad (Lowe et al., 2017).</w:t>
       </w:r>
     </w:p>
     <w:p>
@@ -1239,7 +1239,7 @@
     <w:p>
       <w:r>
         <w:rPr/>
-        <w:t xml:space="preserve">Los sistemas de almacenamiento con baterías (BESS) son el principal recurso de flexibilidad energética controlable en comunidades inteligentes. Su operación implica decidir en cada paso temporal la tasa de carga (charging) o descarga (discharging) del sistema de baterías de cada edificio, sujeto a restricciones de capacidad máxima, estado de carga mínimo/máximo, y límites de potencia de carga/descarga [cita APA pendiente de verificación en Módulo A]. El desgaste del ciclo de vida de las baterías (battery capacity fade) es un factor económico importante: cada ciclo completo de carga/descarga reduce la capacidad máxima de la batería. Los KPIs battery_throughput_total y battery_capacity_fade_ratio de CityLearn v2 cuantifican este efecto en los escenarios de simulación.</w:t>
+        <w:t xml:space="preserve">Los sistemas de almacenamiento con baterías (BESS) son el principal recurso de flexibilidad energética controlable en comunidades inteligentes. Su operación implica decidir en cada paso temporal la tasa de carga (charging) o descarga (discharging) del sistema de baterías de cada edificio, sujeto a restricciones de capacidad máxima, estado de carga mínimo/máximo, y límites de potencia de carga/descarga (Nweye et al., 2023). El desgaste del ciclo de vida de las baterías (battery capacity fade) es un factor económico importante: cada ciclo completo de carga/descarga reduce la capacidad máxima de la batería. Los KPIs battery_throughput_total y battery_capacity_fade_ratio de CityLearn v2 cuantifican este efecto en los escenarios de simulación.</w:t>
       </w:r>
     </w:p>
     <w:p>
@@ -1253,7 +1253,7 @@
     <w:p>
       <w:r>
         <w:rPr/>
-        <w:t xml:space="preserve">La generación fotovoltaica (PV) distribuida en los techos de los edificios de una comunidad inteligente provee energía renovable local que puede ser autoconsumida directamente, almacenada en BESS o exportada a la red. La tasa de auto-consumo (pv_self_consumption_ratio) mide la fracción de la generación PV que es consumida localmente en lugar de exportada, y es un KPI clave de eficiencia del sistema DER [cita APA pendiente de verificación en Módulo A]. La tasa de auto-suficiencia mide la fracción de la demanda del edificio que es satisfecha con generación local. La coordinación MADRL entre edificios permite maximizar el auto-consumo colectivo de la comunidad: cuando un edificio genera más PV de la que puede consumir o almacenar, el agente MADRL puede coordinar la transferencia de esa energía hacia otros edificios de la comunidad mediante el intercambio de energía local (community local trading) [cita APA pendiente de verificación en Módulo A].</w:t>
+        <w:t xml:space="preserve">La generación fotovoltaica (PV) distribuida en los techos de los edificios de una comunidad inteligente provee energía renovable local que puede ser autoconsumida directamente, almacenada en BESS o exportada a la red. La tasa de auto-consumo (pv_self_consumption_ratio) mide la fracción de la generación PV que es consumida localmente en lugar de exportada, y es un KPI clave de eficiencia del sistema DER (Nweye et al., 2023). La tasa de auto-suficiencia mide la fracción de la demanda del edificio que es satisfecha con generación local. La coordinación MADRL entre edificios permite maximizar el auto-consumo colectivo de la comunidad: cuando un edificio genera más PV de la que puede consumir o almacenar, el agente MADRL puede coordinar la transferencia de esa energía hacia otros edificios de la comunidad mediante el intercambio de energía local (community local trading) (Nweye et al., 2023).</w:t>
       </w:r>
     </w:p>
     <w:p>
@@ -1267,7 +1267,7 @@
     <w:p>
       <w:r>
         <w:rPr/>
-        <w:t xml:space="preserve">Las estaciones de carga para vehículos eléctricos (EV) representan cargas flexibles de alta potencia cuya gestión coordinada puede contribuir significativamente a la flexibilidad de la comunidad [cita APA pendiente de verificación en Módulo A]. La tecnología V2G (vehicle-to-grid) extiende esta flexibilidad permitiendo que los EV inyecten energía de vuelta a la red o a los edificios durante períodos de alta demanda o alto precio. Los KPIs de EV en CityLearn v2 incluyen: ev_departure_success_rate (fracción de vehículos que completan su carga antes de la hora de partida), ev_departure_within_tolerance_rate, ev_departure_soc_deficit_mean (déficit promedio de estado de carga en la partida), ev_charge_total (energía total cargada), y ev_v2g_export_total (energía total inyectada de vuelta mediante V2G). La restricción de ev_departure_success_rate es crítica: el agente MADRL debe garantizar que los EV completen su carga antes de que el usuario los necesite, mientras optimiza el perfil de carga para maximizar la flexibilidad energética.</w:t>
+        <w:t xml:space="preserve">Las estaciones de carga para vehículos eléctricos (EV) representan cargas flexibles de alta potencia cuya gestión coordinada puede contribuir significativamente a la flexibilidad de la comunidad (Nweye et al., 2023). La tecnología V2G (vehicle-to-grid) extiende esta flexibilidad permitiendo que los EV inyecten energía de vuelta a la red o a los edificios durante períodos de alta demanda o alto precio. Los KPIs de EV en CityLearn v2 incluyen: ev_departure_success_rate (fracción de vehículos que completan su carga antes de la hora de partida), ev_departure_within_tolerance_rate, ev_departure_soc_deficit_mean (déficit promedio de estado de carga en la partida), ev_charge_total (energía total cargada), y ev_v2g_export_total (energía total inyectada de vuelta mediante V2G). La restricción de ev_departure_success_rate es crítica: el agente MADRL debe garantizar que los EV completen su carga antes de que el usuario los necesite, mientras optimiza el perfil de carga para maximizar la flexibilidad energética.</w:t>
       </w:r>
     </w:p>
     <w:p>
@@ -1345,7 +1345,7 @@
     <w:p>
       <w:r>
         <w:rPr/>
-        <w:t xml:space="preserve">La intensidad de carbono del suministro eléctrico (carbon intensity) es la cantidad de dióxido de carbono equivalente (CO2e) emitida por unidad de energía eléctrica generada, expresada en kg CO2/kWh. Varía de manera horaria y estacional según el mix de fuentes de generación activas en la red (carbón, gas natural, energía nuclear, renovables) [cita APA pendiente de verificación en Módulo A]. La señal de intensidad de carbono es una variable temporal exógena que CityLearn v2 provee como parte de la observación de cada agente y como componente del estado global S. En el escenario E2 (OE.2) de CityLearn v3 propuesto, la recompensa r_co2(t) es directamente proporcional a la reducción del consumo ponderado por la intensidad de carbono horaria en el paso t.</w:t>
+        <w:t xml:space="preserve">La intensidad de carbono del suministro eléctrico (carbon intensity) es la cantidad de dióxido de carbono equivalente (CO2e) emitida por unidad de energía eléctrica generada, expresada en kg CO2/kWh. Varía de manera horaria y estacional según el mix de fuentes de generación activas en la red (carbón, gas natural, energía nuclear, renovables) (Nweye et al., 2023). La señal de intensidad de carbono es una variable temporal exógena que CityLearn v2 provee como parte de la observación de cada agente y como componente del estado global S. En el escenario E2 (OE.2) de CityLearn v3 propuesto, la recompensa r_co2(t) es directamente proporcional a la reducción del consumo ponderado por la intensidad de carbono horaria en el paso t.</w:t>
       </w:r>
     </w:p>
     <w:p>
@@ -1359,7 +1359,7 @@
     <w:p>
       <w:r>
         <w:rPr/>
-        <w:t xml:space="preserve">La respuesta de demanda consciente del carbono (carbon-aware demand response) es la estrategia de desplazar el consumo eléctrico hacia períodos de baja intensidad de carbono para reducir las emisiones de CO2 totales asociadas al consumo de energía [cita APA pendiente de verificación en Módulo A]. En el contexto MADRL, el agente aprende a correlacionar la señal de intensidad de carbono con sus decisiones de carga del BESS: carga el BESS cuando la intensidad de carbono es baja (más renovables en la red) y descarga cuando la intensidad es alta (más generación fósil), reduciendo el consumo neto de energía de alta intensidad de carbono sin reducir el confort ni la disponibilidad energética del edificio [cita APA pendiente de verificación en Módulo A]. Esta estrategia es complementaria —pero no idéntica— a la optimización de costos (OE.3): los períodos de baja intensidad de carbono no siempre coinciden con los períodos de bajo precio eléctrico, lo que hace que la gestión coordinada de las tres dimensiones (OE.1 + OE.2 + OE.3) requiera un compromiso multiobjetivo explícito en la función de recompensa.</w:t>
+        <w:t xml:space="preserve">La respuesta de demanda consciente del carbono (carbon-aware demand response) es la estrategia de desplazar el consumo eléctrico hacia períodos de baja intensidad de carbono para reducir las emisiones de CO2 totales asociadas al consumo de energía (Vázquez-Canteli &amp; Nagy, 2019). En el contexto MADRL, el agente aprende a correlacionar la señal de intensidad de carbono con sus decisiones de carga del BESS: carga el BESS cuando la intensidad de carbono es baja (más renovables en la red) y descarga cuando la intensidad es alta (más generación fósil), reduciendo el consumo neto de energía de alta intensidad de carbono sin reducir el confort ni la disponibilidad energética del edificio (Vázquez-Canteli &amp; Nagy, 2019). Esta estrategia es complementaria —pero no idéntica— a la optimización de costos (OE.3): los períodos de baja intensidad de carbono no siempre coinciden con los períodos de bajo precio eléctrico, lo que hace que la gestión coordinada de las tres dimensiones (OE.1 + OE.2 + OE.3) requiera un compromiso multiobjetivo explícito en la función de recompensa.</w:t>
       </w:r>
     </w:p>
     <w:p>
@@ -1443,7 +1443,7 @@
     <w:p>
       <w:r>
         <w:rPr/>
-        <w:t xml:space="preserve">Los costos energéticos en comunidades inteligentes están determinados por la estructura tarifaria del suministro eléctrico. Las principales modalidades son: (1) Tarifas de uso horario (TOU, Time-of-Use): precios diferenciados en banda alta (on-peak), banda media (mid-peak) y banda baja (off-peak), fijados de antemano para cada período del día y día de la semana [cita APA pendiente de verificación en Módulo A]. (2) Precios en tiempo real (RTP, Real-Time Pricing): precios que reflejan el costo marginal de generación hora a hora, publicados con anticipación de una hora o en tiempo real, proporcionando señales económicas de alta resolución temporal para la respuesta de demanda [cita APA pendiente de verificación en Módulo A]. (3) Cargo por demanda (demand charge): cargo proporcional al pico de demanda medido en intervalos de 15 o 30 minutos durante el período de facturación, que penaliza los picos de demanda máximos y crea un incentivo económico fuerte para el peak shaving mediante BESS y control de EV.</w:t>
+        <w:t xml:space="preserve">Los costos energéticos en comunidades inteligentes están determinados por la estructura tarifaria del suministro eléctrico. Las principales modalidades son: (1) Tarifas de uso horario (TOU, Time-of-Use): precios diferenciados en banda alta (on-peak), banda media (mid-peak) y banda baja (off-peak), fijados de antemano para cada período del día y día de la semana (Vázquez-Canteli &amp; Nagy, 2019). (2) Precios en tiempo real (RTP, Real-Time Pricing): precios que reflejan el costo marginal de generación hora a hora, publicados con anticipación de una hora o en tiempo real, proporcionando señales económicas de alta resolución temporal para la respuesta de demanda (Vázquez-Canteli &amp; Nagy, 2019). (3) Cargo por demanda (demand charge): cargo proporcional al pico de demanda medido en intervalos de 15 o 30 minutos durante el período de facturación, que penaliza los picos de demanda máximos y crea un incentivo económico fuerte para el peak shaving mediante BESS y control de EV.</w:t>
       </w:r>
     </w:p>
     <w:p>
@@ -1457,7 +1457,7 @@
     <w:p>
       <w:r>
         <w:rPr/>
-        <w:t xml:space="preserve">La optimización de costos energéticos en comunidades inteligentes con MADRL implica que cada agente aprenda a explotar las señales de precio dinámico para coordinar sus recursos DER (BESS, EV) de manera que la factura energética colectiva sea mínima [cita APA pendiente de verificación en Módulo A]. Las estrategias de despacho óptimas incluyen: (1) arbitraje de precios con BESS: cargar durante períodos de bajo precio y descargar durante períodos de alto precio; (2) peak shaving con BESS: descargar la batería durante los picos de demanda para reducir el cargo por demanda; (3) carga diferida de EV: postponer la carga de vehículos eléctricos hacia períodos de bajo precio, sujeto a la restricción de disponibilidad para el usuario (ev_departure_success_rate). La coordinación MADRL entre edificios es superior al control individual porque permite sincronizar las estrategias de BESS y EV para aplanar el perfil de demanda colectiva y reducir el cargo por demanda agregado de la comunidad.</w:t>
+        <w:t xml:space="preserve">La optimización de costos energéticos en comunidades inteligentes con MADRL implica que cada agente aprenda a explotar las señales de precio dinámico para coordinar sus recursos DER (BESS, EV) de manera que la factura energética colectiva sea mínima (Vázquez-Canteli &amp; Nagy, 2019). Las estrategias de despacho óptimas incluyen: (1) arbitraje de precios con BESS: cargar durante períodos de bajo precio y descargar durante períodos de alto precio; (2) peak shaving con BESS: descargar la batería durante los picos de demanda para reducir el cargo por demanda; (3) carga diferida de EV: postponer la carga de vehículos eléctricos hacia períodos de bajo precio, sujeto a la restricción de disponibilidad para el usuario (ev_departure_success_rate). La coordinación MADRL entre edificios es superior al control individual porque permite sincronizar las estrategias de BESS y EV para aplanar el perfil de demanda colectiva y reducir el cargo por demanda agregado de la comunidad.</w:t>
       </w:r>
     </w:p>
     <w:p>
